--- a/AI_Agents_and_Advanced_Fine_Tuning_Bootcamp/Research_Papers/Week_04_Paper_Reading_prompt_engineering_and_optimization.docx
+++ b/AI_Agents_and_Advanced_Fine_Tuning_Bootcamp/Research_Papers/Week_04_Paper_Reading_prompt_engineering_and_optimization.docx
@@ -401,6 +401,22 @@
         <w:t>Reflections feed into the Sunday discussion and the Wednesday quiz.</w:t>
       </w:r>
     </w:p>
+    <w:p>
+      <w:pPr>
+        <w:pBdr>
+          <w:bottom w:val="single" w:sz="6" w:space="1" w:color="1E2761"/>
+        </w:pBdr>
+      </w:pPr>
+    </w:p>
+    <w:p>
+      <w:r>
+        <w:rPr>
+          <w:color w:val="333333"/>
+          <w:sz w:val="18"/>
+        </w:rPr>
+        <w:t>© 2026 Proxiant Academy | info@proxiant.com | https://proxiant.ai/training</w:t>
+      </w:r>
+    </w:p>
     <w:sectPr>
       <w:pgSz w:w="12240" w:h="15840"/>
       <w:pgMar w:top="1152" w:right="1296" w:bottom="1152" w:left="1296" w:header="720" w:footer="720" w:gutter="0"/>
